--- a/docs/output/Zain Hajahjah/سجن البرج/SRT-En/فرج سلامة/خارجي/DOCX/04_فرج سلامة-ممر المنفردات والمهاجع_SRT_En.docx
+++ b/docs/output/Zain Hajahjah/سجن البرج/SRT-En/فرج سلامة/خارجي/DOCX/04_فرج سلامة-ممر المنفردات والمهاجع_SRT_En.docx
@@ -2,6 +2,16 @@
 <file path=word/document.xml><?xml version="1.0" encoding="utf-8"?>
 <w:document xmlns:wpc="http://schemas.microsoft.com/office/word/2010/wordprocessingCanvas" xmlns:mo="http://schemas.microsoft.com/office/mac/office/2008/main" xmlns:mc="http://schemas.openxmlformats.org/markup-compatibility/2006" xmlns:mv="urn:schemas-microsoft-com:mac:vml" xmlns:o="urn:schemas-microsoft-com:office:office" xmlns:r="http://schemas.openxmlformats.org/officeDocument/2006/relationships" xmlns:m="http://schemas.openxmlformats.org/officeDocument/2006/math" xmlns:v="urn:schemas-microsoft-com:vml" xmlns:wp14="http://schemas.microsoft.com/office/word/2010/wordprocessingDrawing" xmlns:wp="http://schemas.openxmlformats.org/drawingml/2006/wordprocessingDrawing" xmlns:w10="urn:schemas-microsoft-com:office:word" xmlns:w="http://schemas.openxmlformats.org/wordprocessingml/2006/main" xmlns:w14="http://schemas.microsoft.com/office/word/2010/wordml" xmlns:wpg="http://schemas.microsoft.com/office/word/2010/wordprocessingGroup" xmlns:wpi="http://schemas.microsoft.com/office/word/2010/wordprocessingInk" xmlns:wne="http://schemas.microsoft.com/office/word/2006/wordml" xmlns:wps="http://schemas.microsoft.com/office/word/2010/wordprocessingShape" mc:Ignorable="w14 wp14">
   <w:body>
+    <w:p>
+      <w:r>
+        <w:t>1</w:t>
+      </w:r>
+    </w:p>
+    <w:p>
+      <w:r>
+        <w:t>00:00:00,625 --&gt; 00:00:05,833</w:t>
+      </w:r>
+    </w:p>
     <w:p>
       <w:r>
         <w:t>From here we enter the corridor</w:t>
@@ -12,9 +22,31 @@
         <w:t>of the solitary cells and group cells</w:t>
       </w:r>
     </w:p>
+    <w:p/>
+    <w:p>
+      <w:r>
+        <w:t>2</w:t>
+      </w:r>
+    </w:p>
+    <w:p>
+      <w:r>
+        <w:t>00:00:06,333 --&gt; 00:00:09,041</w:t>
+      </w:r>
+    </w:p>
     <w:p>
       <w:r>
         <w:t>Here comes the first group cell, then the second</w:t>
+      </w:r>
+    </w:p>
+    <w:p/>
+    <w:p>
+      <w:r>
+        <w:t>3</w:t>
+      </w:r>
+    </w:p>
+    <w:p>
+      <w:r>
+        <w:t>00:00:10,041 --&gt; 00:00:15,125</w:t>
       </w:r>
     </w:p>
     <w:p>
@@ -27,9 +59,31 @@
         <w:t>cleaned the area and removed the partitions</w:t>
       </w:r>
     </w:p>
+    <w:p/>
+    <w:p>
+      <w:r>
+        <w:t>4</w:t>
+      </w:r>
+    </w:p>
+    <w:p>
+      <w:r>
+        <w:t>00:00:15,250 --&gt; 00:00:17,125</w:t>
+      </w:r>
+    </w:p>
     <w:p>
       <w:r>
         <w:t>This room was divided into three solitary cells</w:t>
+      </w:r>
+    </w:p>
+    <w:p/>
+    <w:p>
+      <w:r>
+        <w:t>5</w:t>
+      </w:r>
+    </w:p>
+    <w:p>
+      <w:r>
+        <w:t>00:00:17,583 --&gt; 00:00:20,250</w:t>
       </w:r>
     </w:p>
     <w:p>
@@ -37,14 +91,47 @@
         <w:t>The first, second, and third solitary cells</w:t>
       </w:r>
     </w:p>
+    <w:p/>
+    <w:p>
+      <w:r>
+        <w:t>6</w:t>
+      </w:r>
+    </w:p>
+    <w:p>
+      <w:r>
+        <w:t>00:00:20,750 --&gt; 00:00:22,458</w:t>
+      </w:r>
+    </w:p>
     <w:p>
       <w:r>
         <w:t>I visited all these solitary cells</w:t>
       </w:r>
     </w:p>
+    <w:p/>
+    <w:p>
+      <w:r>
+        <w:t>7</w:t>
+      </w:r>
+    </w:p>
+    <w:p>
+      <w:r>
+        <w:t>00:00:22,958 --&gt; 00:00:24,750</w:t>
+      </w:r>
+    </w:p>
     <w:p>
       <w:r>
         <w:t>I was imprisoned in the second one</w:t>
+      </w:r>
+    </w:p>
+    <w:p/>
+    <w:p>
+      <w:r>
+        <w:t>8</w:t>
+      </w:r>
+    </w:p>
+    <w:p>
+      <w:r>
+        <w:t>00:00:25,083 --&gt; 00:00:27,750</w:t>
       </w:r>
     </w:p>
     <w:p>
@@ -430,9 +517,12 @@
     <w:name w:val="Normal"/>
     <w:qFormat/>
     <w:rsid w:val="00FC693F"/>
+    <w:pPr>
+      <w:spacing w:before="0" w:after="0" w:line="276" w:lineRule="auto"/>
+    </w:pPr>
     <w:rPr>
-      <w:rFonts w:ascii="Arial" w:hAnsi="Arial"/>
-      <w:sz w:val="22"/>
+      <w:rFonts w:ascii="Courier New" w:hAnsi="Courier New"/>
+      <w:sz w:val="20"/>
     </w:rPr>
   </w:style>
   <w:style w:type="paragraph" w:styleId="Header">
